--- a/Formulario.docx
+++ b/Formulario.docx
@@ -712,7 +712,7 @@
               <w:rFonts w:ascii="Tahoma" w:hAnsi="Tahoma" w:cs="Tahoma"/>
               <w:noProof/>
             </w:rPr>
-            <w:t>6/5/2026</w:t>
+            <w:t>12/5/2026</w:t>
           </w:r>
           <w:r>
             <w:rPr>
@@ -885,7 +885,17 @@
               <w:sz w:val="28"/>
               <w:szCs w:val="28"/>
             </w:rPr>
-            <w:t>MODELO PREDICTIVO ISOTÓNICO POOLED</w:t>
+            <w:t xml:space="preserve">MODELO PREDICTIVO </w:t>
+          </w:r>
+          <w:r>
+            <w:rPr>
+              <w:rFonts w:ascii="Tahoma" w:hAnsi="Tahoma" w:cs="Tahoma"/>
+              <w:b/>
+              <w:bCs/>
+              <w:sz w:val="28"/>
+              <w:szCs w:val="28"/>
+            </w:rPr>
+            <w:t>REGRESIÓN ISOTÓNICA</w:t>
           </w:r>
         </w:p>
       </w:tc>
